--- a/lessons/8-7/downloads/8-7-notes-teacher-l2.docx
+++ b/lessons/8-7/downloads/8-7-notes-teacher-l2.docx
@@ -3732,7 +3732,7 @@
           <w:sz w:val="20"/>
           <w:szCs w:val="20"/>
         </w:rPr>
-        <w:t xml:space="preserve">A)  Yes — 13 notebooks per box is reasonable</w:t>
+        <w:t xml:space="preserve">A)  No — 13 is too many notebooks</w:t>
       </w:r>
     </w:p>
     <w:p>
@@ -3745,7 +3745,7 @@
           <w:sz w:val="20"/>
           <w:szCs w:val="20"/>
         </w:rPr>
-        <w:t xml:space="preserve">B)  No — 13 is too many notebooks</w:t>
+        <w:t xml:space="preserve">B)  No — the answer should be 48</w:t>
       </w:r>
     </w:p>
     <w:p>
@@ -3758,7 +3758,7 @@
           <w:sz w:val="20"/>
           <w:szCs w:val="20"/>
         </w:rPr>
-        <w:t xml:space="preserve">C)  No — the answer should be 48</w:t>
+        <w:t xml:space="preserve">C)  Yes — 13 notebooks per box is reasonable</w:t>
       </w:r>
     </w:p>
     <w:p>
@@ -4356,7 +4356,7 @@
           <w:sz w:val="21"/>
           <w:szCs w:val="21"/>
         </w:rPr>
-        <w:t xml:space="preserve">A)  Yes — 13 notebooks per box is reasonable</w:t>
+        <w:t xml:space="preserve">C)  Yes — 13 notebooks per box is reasonable</w:t>
       </w:r>
       <w:r>
         <w:rPr>

--- a/lessons/8-7/downloads/8-7-notes-teacher-l2.docx
+++ b/lessons/8-7/downloads/8-7-notes-teacher-l2.docx
@@ -264,25 +264,141 @@
           <w:sz w:val="19"/>
           <w:szCs w:val="19"/>
         </w:rPr>
-        <w:t xml:space="preserve">Look at the picture, read the word, then read what it means.</w:t>
+        <w:t xml:space="preserve">Review each concept term, definition, non-example, and visual clue.</w:t>
       </w:r>
     </w:p>
     <w:tbl>
       <w:tblPr>
-        <w:tblW w:type="pct" w:w="100%"/>
+        <w:tblW w:type="dxa" w:w="9360"/>
         <w:tblBorders>
-          <w:top w:val="none" w:color="FFFFFF" w:sz="0"/>
-          <w:left w:val="none" w:color="FFFFFF" w:sz="0"/>
-          <w:bottom w:val="single" w:color="C7D2DD" w:sz="4"/>
-          <w:right w:val="none" w:color="FFFFFF" w:sz="0"/>
-          <w:insideH w:val="none" w:color="FFFFFF" w:sz="0"/>
-          <w:insideV w:val="none" w:color="FFFFFF" w:sz="0"/>
+          <w:top w:val="single" w:color="C7D2DD" w:sz="6"/>
+          <w:left w:val="single" w:color="C7D2DD" w:sz="6"/>
+          <w:bottom w:val="single" w:color="C7D2DD" w:sz="6"/>
+          <w:right w:val="single" w:color="C7D2DD" w:sz="6"/>
+          <w:insideH w:val="single" w:color="C7D2DD" w:sz="6"/>
+          <w:insideV w:val="single" w:color="C7D2DD" w:sz="6"/>
         </w:tblBorders>
       </w:tblPr>
       <w:tblGrid>
         <w:gridCol w:w="1800"/>
-        <w:gridCol w:w="7560"/>
+        <w:gridCol w:w="3160"/>
+        <w:gridCol w:w="2200"/>
+        <w:gridCol w:w="2200"/>
       </w:tblGrid>
+      <w:tr>
+        <w:trPr>
+          <w:cantSplit/>
+          <w:tblHeader/>
+        </w:trPr>
+        <w:tc>
+          <w:tcPr>
+            <w:tcW w:type="dxa" w:w="1800"/>
+            <w:shd w:fill="EEF4F8" w:color="auto" w:val="clear"/>
+            <w:tcMar>
+              <w:top w:type="dxa" w:w="80"/>
+              <w:left w:type="dxa" w:w="100"/>
+              <w:bottom w:type="dxa" w:w="80"/>
+              <w:right w:type="dxa" w:w="100"/>
+            </w:tcMar>
+          </w:tcPr>
+          <w:p>
+            <w:pPr>
+              <w:spacing w:after="0"/>
+            </w:pPr>
+            <w:r>
+              <w:rPr>
+                <w:b/>
+                <w:bCs/>
+                <w:color w:val="12355B"/>
+                <w:sz w:val="19"/>
+                <w:szCs w:val="19"/>
+              </w:rPr>
+              <w:t xml:space="preserve">Concept Term</w:t>
+            </w:r>
+          </w:p>
+        </w:tc>
+        <w:tc>
+          <w:tcPr>
+            <w:tcW w:type="dxa" w:w="3160"/>
+            <w:shd w:fill="EEF4F8" w:color="auto" w:val="clear"/>
+            <w:tcMar>
+              <w:top w:type="dxa" w:w="80"/>
+              <w:left w:type="dxa" w:w="100"/>
+              <w:bottom w:type="dxa" w:w="80"/>
+              <w:right w:type="dxa" w:w="100"/>
+            </w:tcMar>
+          </w:tcPr>
+          <w:p>
+            <w:pPr>
+              <w:spacing w:after="0"/>
+            </w:pPr>
+            <w:r>
+              <w:rPr>
+                <w:b/>
+                <w:bCs/>
+                <w:color w:val="12355B"/>
+                <w:sz w:val="19"/>
+                <w:szCs w:val="19"/>
+              </w:rPr>
+              <w:t xml:space="preserve">Student-Friendly Definition</w:t>
+            </w:r>
+          </w:p>
+        </w:tc>
+        <w:tc>
+          <w:tcPr>
+            <w:tcW w:type="dxa" w:w="2200"/>
+            <w:shd w:fill="EEF4F8" w:color="auto" w:val="clear"/>
+            <w:tcMar>
+              <w:top w:type="dxa" w:w="80"/>
+              <w:left w:type="dxa" w:w="100"/>
+              <w:bottom w:type="dxa" w:w="80"/>
+              <w:right w:type="dxa" w:w="100"/>
+            </w:tcMar>
+          </w:tcPr>
+          <w:p>
+            <w:pPr>
+              <w:spacing w:after="0"/>
+            </w:pPr>
+            <w:r>
+              <w:rPr>
+                <w:b/>
+                <w:bCs/>
+                <w:color w:val="12355B"/>
+                <w:sz w:val="19"/>
+                <w:szCs w:val="19"/>
+              </w:rPr>
+              <w:t xml:space="preserve">Non-Example</w:t>
+            </w:r>
+          </w:p>
+        </w:tc>
+        <w:tc>
+          <w:tcPr>
+            <w:tcW w:type="dxa" w:w="2200"/>
+            <w:shd w:fill="EEF4F8" w:color="auto" w:val="clear"/>
+            <w:tcMar>
+              <w:top w:type="dxa" w:w="80"/>
+              <w:left w:type="dxa" w:w="100"/>
+              <w:bottom w:type="dxa" w:w="80"/>
+              <w:right w:type="dxa" w:w="100"/>
+            </w:tcMar>
+          </w:tcPr>
+          <w:p>
+            <w:pPr>
+              <w:spacing w:after="0"/>
+            </w:pPr>
+            <w:r>
+              <w:rPr>
+                <w:b/>
+                <w:bCs/>
+                <w:color w:val="12355B"/>
+                <w:sz w:val="19"/>
+                <w:szCs w:val="19"/>
+              </w:rPr>
+              <w:t xml:space="preserve">Visual Clue</w:t>
+            </w:r>
+          </w:p>
+        </w:tc>
+      </w:tr>
       <w:tr>
         <w:trPr>
           <w:cantSplit/>
@@ -291,22 +407,126 @@
           <w:tcPr>
             <w:tcW w:type="dxa" w:w="1800"/>
             <w:tcMar>
-              <w:top w:type="dxa" w:w="100"/>
-              <w:left w:type="dxa" w:w="40"/>
-              <w:bottom w:type="dxa" w:w="100"/>
-              <w:right w:type="dxa" w:w="120"/>
+              <w:top w:type="dxa" w:w="80"/>
+              <w:left w:type="dxa" w:w="100"/>
+              <w:bottom w:type="dxa" w:w="80"/>
+              <w:right w:type="dxa" w:w="100"/>
             </w:tcMar>
-            <w:vAlign w:val="center"/>
+            <w:vAlign w:val="top"/>
           </w:tcPr>
           <w:p>
             <w:pPr>
+              <w:spacing w:after="30"/>
+            </w:pPr>
+            <w:r>
+              <w:rPr>
+                <w:b/>
+                <w:bCs/>
+                <w:color w:val="12355B"/>
+                <w:sz w:val="21"/>
+                <w:szCs w:val="21"/>
+              </w:rPr>
+              <w:t xml:space="preserve">Equations and Inequalities Problem Solving</w:t>
+            </w:r>
+          </w:p>
+          <w:p>
+            <w:pPr>
               <w:spacing w:after="0"/>
+            </w:pPr>
+            <w:r>
+              <w:rPr>
+                <w:i/>
+                <w:iCs/>
+                <w:color w:val="5F6F80"/>
+                <w:sz w:val="18"/>
+                <w:szCs w:val="18"/>
+              </w:rPr>
+              <w:t xml:space="preserve">Resolución de problemas con ecuaciones y desigualdades</w:t>
+            </w:r>
+          </w:p>
+        </w:tc>
+        <w:tc>
+          <w:tcPr>
+            <w:tcW w:type="dxa" w:w="3160"/>
+            <w:tcMar>
+              <w:top w:type="dxa" w:w="80"/>
+              <w:left w:type="dxa" w:w="100"/>
+              <w:bottom w:type="dxa" w:w="80"/>
+              <w:right w:type="dxa" w:w="100"/>
+            </w:tcMar>
+            <w:vAlign w:val="top"/>
+          </w:tcPr>
+          <w:p>
+            <w:pPr>
+              <w:spacing w:after="0"/>
+            </w:pPr>
+            <w:r>
+              <w:rPr>
+                <w:sz w:val="20"/>
+                <w:szCs w:val="20"/>
+              </w:rPr>
+              <w:t xml:space="preserve">Use an equation for one exact value or an inequality for a range of values in a real situation.</w:t>
+            </w:r>
+          </w:p>
+        </w:tc>
+        <w:tc>
+          <w:tcPr>
+            <w:tcW w:type="dxa" w:w="2200"/>
+            <w:tcMar>
+              <w:top w:type="dxa" w:w="80"/>
+              <w:left w:type="dxa" w:w="100"/>
+              <w:bottom w:type="dxa" w:w="80"/>
+              <w:right w:type="dxa" w:w="100"/>
+            </w:tcMar>
+            <w:vAlign w:val="top"/>
+          </w:tcPr>
+          <w:p>
+            <w:pPr>
+              <w:spacing w:after="40"/>
+            </w:pPr>
+            <w:r>
+              <w:rPr>
+                <w:i/>
+                <w:iCs/>
+                <w:color w:val="5F6F80"/>
+                <w:sz w:val="19"/>
+                <w:szCs w:val="19"/>
+              </w:rPr>
+              <w:t xml:space="preserve">Not Equations and Inequalities Problem Solving: write a counter-example that breaks the definition.</w:t>
+            </w:r>
+          </w:p>
+          <w:p>
+            <w:pPr>
+              <w:pBdr>
+                <w:bottom w:val="single" w:color="AFBECC" w:sz="6"/>
+              </w:pBdr>
+              <w:spacing w:after="30" w:before="150"/>
+            </w:pPr>
+            <w:r>
+              <w:t xml:space="preserve"/>
+            </w:r>
+          </w:p>
+        </w:tc>
+        <w:tc>
+          <w:tcPr>
+            <w:tcW w:type="dxa" w:w="2200"/>
+            <w:tcMar>
+              <w:top w:type="dxa" w:w="80"/>
+              <w:left w:type="dxa" w:w="100"/>
+              <w:bottom w:type="dxa" w:w="80"/>
+              <w:right w:type="dxa" w:w="100"/>
+            </w:tcMar>
+            <w:vAlign w:val="top"/>
+          </w:tcPr>
+          <w:p>
+            <w:pPr>
+              <w:spacing w:after="40"/>
               <w:jc w:val="center"/>
             </w:pPr>
             <w:r>
               <w:drawing>
                 <wp:inline distT="0" distB="0" distL="0" distR="0">
-                  <wp:extent cx="1047750" cy="790575"/>
+                  <wp:extent cx="876300" cy="657225"/>
                   <wp:effectExtent t="0" r="0" b="0" l="0"/>
                   <wp:docPr id="1" name="" descr="" title=""/>
                   <wp:cNvGraphicFramePr>
@@ -331,7 +551,7 @@
                         <pic:spPr bwMode="auto">
                           <a:xfrm>
                             <a:off x="0" y="0"/>
-                            <a:ext cx="1047750" cy="790575"/>
+                            <a:ext cx="876300" cy="657225"/>
                           </a:xfrm>
                           <a:prstGeom prst="rect">
                             <a:avLst/>
@@ -344,69 +564,10 @@
               </w:drawing>
             </w:r>
           </w:p>
-        </w:tc>
-        <w:tc>
-          <w:tcPr>
-            <w:tcW w:type="dxa" w:w="7560"/>
-            <w:tcMar>
-              <w:top w:type="dxa" w:w="100"/>
-              <w:left w:type="dxa" w:w="40"/>
-              <w:bottom w:type="dxa" w:w="100"/>
-              <w:right w:type="dxa" w:w="40"/>
-            </w:tcMar>
-            <w:vAlign w:val="center"/>
-          </w:tcPr>
-          <w:p>
-            <w:pPr>
-              <w:spacing w:after="50"/>
-            </w:pPr>
-            <w:r>
-              <w:rPr>
-                <w:b/>
-                <w:bCs/>
-                <w:color w:val="12355B"/>
-                <w:sz w:val="24"/>
-                <w:szCs w:val="24"/>
-              </w:rPr>
-              <w:t xml:space="preserve">Equations and Inequalities Problem Solving</w:t>
-            </w:r>
-            <w:r>
-              <w:rPr>
-                <w:i/>
-                <w:iCs/>
-                <w:color w:val="5F6F80"/>
-                <w:sz w:val="19"/>
-                <w:szCs w:val="19"/>
-              </w:rPr>
-              <w:t xml:space="preserve">   Resolución de problemas con ecuaciones y desigualdades</w:t>
-            </w:r>
-          </w:p>
-          <w:p>
-            <w:pPr>
-              <w:spacing w:after="40"/>
-            </w:pPr>
-            <w:r>
-              <w:rPr>
-                <w:sz w:val="21"/>
-                <w:szCs w:val="21"/>
-              </w:rPr>
-              <w:t xml:space="preserve">Use an equation for one exact value or an inequality for a range of values in a real situation.</w:t>
-            </w:r>
-          </w:p>
           <w:p>
             <w:pPr>
               <w:spacing w:after="0"/>
             </w:pPr>
-            <w:r>
-              <w:rPr>
-                <w:b/>
-                <w:bCs/>
-                <w:color w:val="1FA6A2"/>
-                <w:sz w:val="18"/>
-                <w:szCs w:val="18"/>
-              </w:rPr>
-              <w:t xml:space="preserve">Example:  </w:t>
-            </w:r>
             <w:r>
               <w:rPr>
                 <w:i/>
@@ -420,23 +581,6 @@
           </w:p>
         </w:tc>
       </w:tr>
-    </w:tbl>
-    <w:tbl>
-      <w:tblPr>
-        <w:tblW w:type="pct" w:w="100%"/>
-        <w:tblBorders>
-          <w:top w:val="none" w:color="FFFFFF" w:sz="0"/>
-          <w:left w:val="none" w:color="FFFFFF" w:sz="0"/>
-          <w:bottom w:val="single" w:color="C7D2DD" w:sz="4"/>
-          <w:right w:val="none" w:color="FFFFFF" w:sz="0"/>
-          <w:insideH w:val="none" w:color="FFFFFF" w:sz="0"/>
-          <w:insideV w:val="none" w:color="FFFFFF" w:sz="0"/>
-        </w:tblBorders>
-      </w:tblPr>
-      <w:tblGrid>
-        <w:gridCol w:w="1800"/>
-        <w:gridCol w:w="7560"/>
-      </w:tblGrid>
       <w:tr>
         <w:trPr>
           <w:cantSplit/>
@@ -445,22 +589,126 @@
           <w:tcPr>
             <w:tcW w:type="dxa" w:w="1800"/>
             <w:tcMar>
-              <w:top w:type="dxa" w:w="100"/>
-              <w:left w:type="dxa" w:w="40"/>
-              <w:bottom w:type="dxa" w:w="100"/>
-              <w:right w:type="dxa" w:w="120"/>
+              <w:top w:type="dxa" w:w="80"/>
+              <w:left w:type="dxa" w:w="100"/>
+              <w:bottom w:type="dxa" w:w="80"/>
+              <w:right w:type="dxa" w:w="100"/>
             </w:tcMar>
-            <w:vAlign w:val="center"/>
+            <w:vAlign w:val="top"/>
           </w:tcPr>
           <w:p>
             <w:pPr>
+              <w:spacing w:after="30"/>
+            </w:pPr>
+            <w:r>
+              <w:rPr>
+                <w:b/>
+                <w:bCs/>
+                <w:color w:val="12355B"/>
+                <w:sz w:val="21"/>
+                <w:szCs w:val="21"/>
+              </w:rPr>
+              <w:t xml:space="preserve">Model</w:t>
+            </w:r>
+          </w:p>
+          <w:p>
+            <w:pPr>
               <w:spacing w:after="0"/>
+            </w:pPr>
+            <w:r>
+              <w:rPr>
+                <w:i/>
+                <w:iCs/>
+                <w:color w:val="5F6F80"/>
+                <w:sz w:val="18"/>
+                <w:szCs w:val="18"/>
+              </w:rPr>
+              <w:t xml:space="preserve">Modelar</w:t>
+            </w:r>
+          </w:p>
+        </w:tc>
+        <w:tc>
+          <w:tcPr>
+            <w:tcW w:type="dxa" w:w="3160"/>
+            <w:tcMar>
+              <w:top w:type="dxa" w:w="80"/>
+              <w:left w:type="dxa" w:w="100"/>
+              <w:bottom w:type="dxa" w:w="80"/>
+              <w:right w:type="dxa" w:w="100"/>
+            </w:tcMar>
+            <w:vAlign w:val="top"/>
+          </w:tcPr>
+          <w:p>
+            <w:pPr>
+              <w:spacing w:after="0"/>
+            </w:pPr>
+            <w:r>
+              <w:rPr>
+                <w:sz w:val="20"/>
+                <w:szCs w:val="20"/>
+              </w:rPr>
+              <w:t xml:space="preserve">To show a real-life situation with an equation or inequality.</w:t>
+            </w:r>
+          </w:p>
+        </w:tc>
+        <w:tc>
+          <w:tcPr>
+            <w:tcW w:type="dxa" w:w="2200"/>
+            <w:tcMar>
+              <w:top w:type="dxa" w:w="80"/>
+              <w:left w:type="dxa" w:w="100"/>
+              <w:bottom w:type="dxa" w:w="80"/>
+              <w:right w:type="dxa" w:w="100"/>
+            </w:tcMar>
+            <w:vAlign w:val="top"/>
+          </w:tcPr>
+          <w:p>
+            <w:pPr>
+              <w:spacing w:after="40"/>
+            </w:pPr>
+            <w:r>
+              <w:rPr>
+                <w:i/>
+                <w:iCs/>
+                <w:color w:val="5F6F80"/>
+                <w:sz w:val="19"/>
+                <w:szCs w:val="19"/>
+              </w:rPr>
+              <w:t xml:space="preserve">Not Model: write a counter-example that breaks the definition.</w:t>
+            </w:r>
+          </w:p>
+          <w:p>
+            <w:pPr>
+              <w:pBdr>
+                <w:bottom w:val="single" w:color="AFBECC" w:sz="6"/>
+              </w:pBdr>
+              <w:spacing w:after="30" w:before="150"/>
+            </w:pPr>
+            <w:r>
+              <w:t xml:space="preserve"/>
+            </w:r>
+          </w:p>
+        </w:tc>
+        <w:tc>
+          <w:tcPr>
+            <w:tcW w:type="dxa" w:w="2200"/>
+            <w:tcMar>
+              <w:top w:type="dxa" w:w="80"/>
+              <w:left w:type="dxa" w:w="100"/>
+              <w:bottom w:type="dxa" w:w="80"/>
+              <w:right w:type="dxa" w:w="100"/>
+            </w:tcMar>
+            <w:vAlign w:val="top"/>
+          </w:tcPr>
+          <w:p>
+            <w:pPr>
+              <w:spacing w:after="40"/>
               <w:jc w:val="center"/>
             </w:pPr>
             <w:r>
               <w:drawing>
                 <wp:inline distT="0" distB="0" distL="0" distR="0">
-                  <wp:extent cx="1047750" cy="790575"/>
+                  <wp:extent cx="876300" cy="657225"/>
                   <wp:effectExtent t="0" r="0" b="0" l="0"/>
                   <wp:docPr id="1" name="" descr="" title=""/>
                   <wp:cNvGraphicFramePr>
@@ -485,7 +733,7 @@
                         <pic:spPr bwMode="auto">
                           <a:xfrm>
                             <a:off x="0" y="0"/>
-                            <a:ext cx="1047750" cy="790575"/>
+                            <a:ext cx="876300" cy="657225"/>
                           </a:xfrm>
                           <a:prstGeom prst="rect">
                             <a:avLst/>
@@ -498,69 +746,10 @@
               </w:drawing>
             </w:r>
           </w:p>
-        </w:tc>
-        <w:tc>
-          <w:tcPr>
-            <w:tcW w:type="dxa" w:w="7560"/>
-            <w:tcMar>
-              <w:top w:type="dxa" w:w="100"/>
-              <w:left w:type="dxa" w:w="40"/>
-              <w:bottom w:type="dxa" w:w="100"/>
-              <w:right w:type="dxa" w:w="40"/>
-            </w:tcMar>
-            <w:vAlign w:val="center"/>
-          </w:tcPr>
-          <w:p>
-            <w:pPr>
-              <w:spacing w:after="50"/>
-            </w:pPr>
-            <w:r>
-              <w:rPr>
-                <w:b/>
-                <w:bCs/>
-                <w:color w:val="12355B"/>
-                <w:sz w:val="24"/>
-                <w:szCs w:val="24"/>
-              </w:rPr>
-              <w:t xml:space="preserve">Model</w:t>
-            </w:r>
-            <w:r>
-              <w:rPr>
-                <w:i/>
-                <w:iCs/>
-                <w:color w:val="5F6F80"/>
-                <w:sz w:val="19"/>
-                <w:szCs w:val="19"/>
-              </w:rPr>
-              <w:t xml:space="preserve">   Modelar</w:t>
-            </w:r>
-          </w:p>
-          <w:p>
-            <w:pPr>
-              <w:spacing w:after="40"/>
-            </w:pPr>
-            <w:r>
-              <w:rPr>
-                <w:sz w:val="21"/>
-                <w:szCs w:val="21"/>
-              </w:rPr>
-              <w:t xml:space="preserve">To show a real-life situation with an equation or inequality.</w:t>
-            </w:r>
-          </w:p>
           <w:p>
             <w:pPr>
               <w:spacing w:after="0"/>
             </w:pPr>
-            <w:r>
-              <w:rPr>
-                <w:b/>
-                <w:bCs/>
-                <w:color w:val="1FA6A2"/>
-                <w:sz w:val="18"/>
-                <w:szCs w:val="18"/>
-              </w:rPr>
-              <w:t xml:space="preserve">Example:  </w:t>
-            </w:r>
             <w:r>
               <w:rPr>
                 <w:i/>
@@ -574,23 +763,6 @@
           </w:p>
         </w:tc>
       </w:tr>
-    </w:tbl>
-    <w:tbl>
-      <w:tblPr>
-        <w:tblW w:type="pct" w:w="100%"/>
-        <w:tblBorders>
-          <w:top w:val="none" w:color="FFFFFF" w:sz="0"/>
-          <w:left w:val="none" w:color="FFFFFF" w:sz="0"/>
-          <w:bottom w:val="single" w:color="C7D2DD" w:sz="4"/>
-          <w:right w:val="none" w:color="FFFFFF" w:sz="0"/>
-          <w:insideH w:val="none" w:color="FFFFFF" w:sz="0"/>
-          <w:insideV w:val="none" w:color="FFFFFF" w:sz="0"/>
-        </w:tblBorders>
-      </w:tblPr>
-      <w:tblGrid>
-        <w:gridCol w:w="1800"/>
-        <w:gridCol w:w="7560"/>
-      </w:tblGrid>
       <w:tr>
         <w:trPr>
           <w:cantSplit/>
@@ -599,22 +771,126 @@
           <w:tcPr>
             <w:tcW w:type="dxa" w:w="1800"/>
             <w:tcMar>
-              <w:top w:type="dxa" w:w="100"/>
-              <w:left w:type="dxa" w:w="40"/>
-              <w:bottom w:type="dxa" w:w="100"/>
-              <w:right w:type="dxa" w:w="120"/>
+              <w:top w:type="dxa" w:w="80"/>
+              <w:left w:type="dxa" w:w="100"/>
+              <w:bottom w:type="dxa" w:w="80"/>
+              <w:right w:type="dxa" w:w="100"/>
             </w:tcMar>
-            <w:vAlign w:val="center"/>
+            <w:vAlign w:val="top"/>
           </w:tcPr>
           <w:p>
             <w:pPr>
+              <w:spacing w:after="30"/>
+            </w:pPr>
+            <w:r>
+              <w:rPr>
+                <w:b/>
+                <w:bCs/>
+                <w:color w:val="12355B"/>
+                <w:sz w:val="21"/>
+                <w:szCs w:val="21"/>
+              </w:rPr>
+              <w:t xml:space="preserve">Equation</w:t>
+            </w:r>
+          </w:p>
+          <w:p>
+            <w:pPr>
               <w:spacing w:after="0"/>
+            </w:pPr>
+            <w:r>
+              <w:rPr>
+                <w:i/>
+                <w:iCs/>
+                <w:color w:val="5F6F80"/>
+                <w:sz w:val="18"/>
+                <w:szCs w:val="18"/>
+              </w:rPr>
+              <w:t xml:space="preserve">Ecuación</w:t>
+            </w:r>
+          </w:p>
+        </w:tc>
+        <w:tc>
+          <w:tcPr>
+            <w:tcW w:type="dxa" w:w="3160"/>
+            <w:tcMar>
+              <w:top w:type="dxa" w:w="80"/>
+              <w:left w:type="dxa" w:w="100"/>
+              <w:bottom w:type="dxa" w:w="80"/>
+              <w:right w:type="dxa" w:w="100"/>
+            </w:tcMar>
+            <w:vAlign w:val="top"/>
+          </w:tcPr>
+          <w:p>
+            <w:pPr>
+              <w:spacing w:after="0"/>
+            </w:pPr>
+            <w:r>
+              <w:rPr>
+                <w:sz w:val="20"/>
+                <w:szCs w:val="20"/>
+              </w:rPr>
+              <w:t xml:space="preserve">A math sentence with an equal sign showing both sides are the same.</w:t>
+            </w:r>
+          </w:p>
+        </w:tc>
+        <w:tc>
+          <w:tcPr>
+            <w:tcW w:type="dxa" w:w="2200"/>
+            <w:tcMar>
+              <w:top w:type="dxa" w:w="80"/>
+              <w:left w:type="dxa" w:w="100"/>
+              <w:bottom w:type="dxa" w:w="80"/>
+              <w:right w:type="dxa" w:w="100"/>
+            </w:tcMar>
+            <w:vAlign w:val="top"/>
+          </w:tcPr>
+          <w:p>
+            <w:pPr>
+              <w:spacing w:after="40"/>
+            </w:pPr>
+            <w:r>
+              <w:rPr>
+                <w:i/>
+                <w:iCs/>
+                <w:color w:val="5F6F80"/>
+                <w:sz w:val="19"/>
+                <w:szCs w:val="19"/>
+              </w:rPr>
+              <w:t xml:space="preserve">Not Equation: write a counter-example that breaks the definition.</w:t>
+            </w:r>
+          </w:p>
+          <w:p>
+            <w:pPr>
+              <w:pBdr>
+                <w:bottom w:val="single" w:color="AFBECC" w:sz="6"/>
+              </w:pBdr>
+              <w:spacing w:after="30" w:before="150"/>
+            </w:pPr>
+            <w:r>
+              <w:t xml:space="preserve"/>
+            </w:r>
+          </w:p>
+        </w:tc>
+        <w:tc>
+          <w:tcPr>
+            <w:tcW w:type="dxa" w:w="2200"/>
+            <w:tcMar>
+              <w:top w:type="dxa" w:w="80"/>
+              <w:left w:type="dxa" w:w="100"/>
+              <w:bottom w:type="dxa" w:w="80"/>
+              <w:right w:type="dxa" w:w="100"/>
+            </w:tcMar>
+            <w:vAlign w:val="top"/>
+          </w:tcPr>
+          <w:p>
+            <w:pPr>
+              <w:spacing w:after="40"/>
               <w:jc w:val="center"/>
             </w:pPr>
             <w:r>
               <w:drawing>
                 <wp:inline distT="0" distB="0" distL="0" distR="0">
-                  <wp:extent cx="1047750" cy="790575"/>
+                  <wp:extent cx="876300" cy="657225"/>
                   <wp:effectExtent t="0" r="0" b="0" l="0"/>
                   <wp:docPr id="1" name="" descr="" title=""/>
                   <wp:cNvGraphicFramePr>
@@ -639,7 +915,7 @@
                         <pic:spPr bwMode="auto">
                           <a:xfrm>
                             <a:off x="0" y="0"/>
-                            <a:ext cx="1047750" cy="790575"/>
+                            <a:ext cx="876300" cy="657225"/>
                           </a:xfrm>
                           <a:prstGeom prst="rect">
                             <a:avLst/>
@@ -652,69 +928,10 @@
               </w:drawing>
             </w:r>
           </w:p>
-        </w:tc>
-        <w:tc>
-          <w:tcPr>
-            <w:tcW w:type="dxa" w:w="7560"/>
-            <w:tcMar>
-              <w:top w:type="dxa" w:w="100"/>
-              <w:left w:type="dxa" w:w="40"/>
-              <w:bottom w:type="dxa" w:w="100"/>
-              <w:right w:type="dxa" w:w="40"/>
-            </w:tcMar>
-            <w:vAlign w:val="center"/>
-          </w:tcPr>
-          <w:p>
-            <w:pPr>
-              <w:spacing w:after="50"/>
-            </w:pPr>
-            <w:r>
-              <w:rPr>
-                <w:b/>
-                <w:bCs/>
-                <w:color w:val="12355B"/>
-                <w:sz w:val="24"/>
-                <w:szCs w:val="24"/>
-              </w:rPr>
-              <w:t xml:space="preserve">Equation</w:t>
-            </w:r>
-            <w:r>
-              <w:rPr>
-                <w:i/>
-                <w:iCs/>
-                <w:color w:val="5F6F80"/>
-                <w:sz w:val="19"/>
-                <w:szCs w:val="19"/>
-              </w:rPr>
-              <w:t xml:space="preserve">   Ecuación</w:t>
-            </w:r>
-          </w:p>
-          <w:p>
-            <w:pPr>
-              <w:spacing w:after="40"/>
-            </w:pPr>
-            <w:r>
-              <w:rPr>
-                <w:sz w:val="21"/>
-                <w:szCs w:val="21"/>
-              </w:rPr>
-              <w:t xml:space="preserve">A math sentence with an equal sign showing both sides are the same.</w:t>
-            </w:r>
-          </w:p>
           <w:p>
             <w:pPr>
               <w:spacing w:after="0"/>
             </w:pPr>
-            <w:r>
-              <w:rPr>
-                <w:b/>
-                <w:bCs/>
-                <w:color w:val="1FA6A2"/>
-                <w:sz w:val="18"/>
-                <w:szCs w:val="18"/>
-              </w:rPr>
-              <w:t xml:space="preserve">Example:  </w:t>
-            </w:r>
             <w:r>
               <w:rPr>
                 <w:i/>
@@ -728,23 +945,6 @@
           </w:p>
         </w:tc>
       </w:tr>
-    </w:tbl>
-    <w:tbl>
-      <w:tblPr>
-        <w:tblW w:type="pct" w:w="100%"/>
-        <w:tblBorders>
-          <w:top w:val="none" w:color="FFFFFF" w:sz="0"/>
-          <w:left w:val="none" w:color="FFFFFF" w:sz="0"/>
-          <w:bottom w:val="single" w:color="C7D2DD" w:sz="4"/>
-          <w:right w:val="none" w:color="FFFFFF" w:sz="0"/>
-          <w:insideH w:val="none" w:color="FFFFFF" w:sz="0"/>
-          <w:insideV w:val="none" w:color="FFFFFF" w:sz="0"/>
-        </w:tblBorders>
-      </w:tblPr>
-      <w:tblGrid>
-        <w:gridCol w:w="1800"/>
-        <w:gridCol w:w="7560"/>
-      </w:tblGrid>
       <w:tr>
         <w:trPr>
           <w:cantSplit/>
@@ -753,22 +953,126 @@
           <w:tcPr>
             <w:tcW w:type="dxa" w:w="1800"/>
             <w:tcMar>
-              <w:top w:type="dxa" w:w="100"/>
-              <w:left w:type="dxa" w:w="40"/>
-              <w:bottom w:type="dxa" w:w="100"/>
-              <w:right w:type="dxa" w:w="120"/>
+              <w:top w:type="dxa" w:w="80"/>
+              <w:left w:type="dxa" w:w="100"/>
+              <w:bottom w:type="dxa" w:w="80"/>
+              <w:right w:type="dxa" w:w="100"/>
             </w:tcMar>
-            <w:vAlign w:val="center"/>
+            <w:vAlign w:val="top"/>
           </w:tcPr>
           <w:p>
             <w:pPr>
+              <w:spacing w:after="30"/>
+            </w:pPr>
+            <w:r>
+              <w:rPr>
+                <w:b/>
+                <w:bCs/>
+                <w:color w:val="12355B"/>
+                <w:sz w:val="21"/>
+                <w:szCs w:val="21"/>
+              </w:rPr>
+              <w:t xml:space="preserve">Inequality</w:t>
+            </w:r>
+          </w:p>
+          <w:p>
+            <w:pPr>
               <w:spacing w:after="0"/>
+            </w:pPr>
+            <w:r>
+              <w:rPr>
+                <w:i/>
+                <w:iCs/>
+                <w:color w:val="5F6F80"/>
+                <w:sz w:val="18"/>
+                <w:szCs w:val="18"/>
+              </w:rPr>
+              <w:t xml:space="preserve">Desigualdad</w:t>
+            </w:r>
+          </w:p>
+        </w:tc>
+        <w:tc>
+          <w:tcPr>
+            <w:tcW w:type="dxa" w:w="3160"/>
+            <w:tcMar>
+              <w:top w:type="dxa" w:w="80"/>
+              <w:left w:type="dxa" w:w="100"/>
+              <w:bottom w:type="dxa" w:w="80"/>
+              <w:right w:type="dxa" w:w="100"/>
+            </w:tcMar>
+            <w:vAlign w:val="top"/>
+          </w:tcPr>
+          <w:p>
+            <w:pPr>
+              <w:spacing w:after="0"/>
+            </w:pPr>
+            <w:r>
+              <w:rPr>
+                <w:sz w:val="20"/>
+                <w:szCs w:val="20"/>
+              </w:rPr>
+              <w:t xml:space="preserve">A math sentence that compares two sides with &lt;, &gt;, ≤, or ≥.</w:t>
+            </w:r>
+          </w:p>
+        </w:tc>
+        <w:tc>
+          <w:tcPr>
+            <w:tcW w:type="dxa" w:w="2200"/>
+            <w:tcMar>
+              <w:top w:type="dxa" w:w="80"/>
+              <w:left w:type="dxa" w:w="100"/>
+              <w:bottom w:type="dxa" w:w="80"/>
+              <w:right w:type="dxa" w:w="100"/>
+            </w:tcMar>
+            <w:vAlign w:val="top"/>
+          </w:tcPr>
+          <w:p>
+            <w:pPr>
+              <w:spacing w:after="40"/>
+            </w:pPr>
+            <w:r>
+              <w:rPr>
+                <w:i/>
+                <w:iCs/>
+                <w:color w:val="5F6F80"/>
+                <w:sz w:val="19"/>
+                <w:szCs w:val="19"/>
+              </w:rPr>
+              <w:t xml:space="preserve">Not Inequality: write a counter-example that breaks the definition.</w:t>
+            </w:r>
+          </w:p>
+          <w:p>
+            <w:pPr>
+              <w:pBdr>
+                <w:bottom w:val="single" w:color="AFBECC" w:sz="6"/>
+              </w:pBdr>
+              <w:spacing w:after="30" w:before="150"/>
+            </w:pPr>
+            <w:r>
+              <w:t xml:space="preserve"/>
+            </w:r>
+          </w:p>
+        </w:tc>
+        <w:tc>
+          <w:tcPr>
+            <w:tcW w:type="dxa" w:w="2200"/>
+            <w:tcMar>
+              <w:top w:type="dxa" w:w="80"/>
+              <w:left w:type="dxa" w:w="100"/>
+              <w:bottom w:type="dxa" w:w="80"/>
+              <w:right w:type="dxa" w:w="100"/>
+            </w:tcMar>
+            <w:vAlign w:val="top"/>
+          </w:tcPr>
+          <w:p>
+            <w:pPr>
+              <w:spacing w:after="40"/>
               <w:jc w:val="center"/>
             </w:pPr>
             <w:r>
               <w:drawing>
                 <wp:inline distT="0" distB="0" distL="0" distR="0">
-                  <wp:extent cx="1047750" cy="790575"/>
+                  <wp:extent cx="876300" cy="657225"/>
                   <wp:effectExtent t="0" r="0" b="0" l="0"/>
                   <wp:docPr id="1" name="" descr="" title=""/>
                   <wp:cNvGraphicFramePr>
@@ -793,7 +1097,7 @@
                         <pic:spPr bwMode="auto">
                           <a:xfrm>
                             <a:off x="0" y="0"/>
-                            <a:ext cx="1047750" cy="790575"/>
+                            <a:ext cx="876300" cy="657225"/>
                           </a:xfrm>
                           <a:prstGeom prst="rect">
                             <a:avLst/>
@@ -806,69 +1110,10 @@
               </w:drawing>
             </w:r>
           </w:p>
-        </w:tc>
-        <w:tc>
-          <w:tcPr>
-            <w:tcW w:type="dxa" w:w="7560"/>
-            <w:tcMar>
-              <w:top w:type="dxa" w:w="100"/>
-              <w:left w:type="dxa" w:w="40"/>
-              <w:bottom w:type="dxa" w:w="100"/>
-              <w:right w:type="dxa" w:w="40"/>
-            </w:tcMar>
-            <w:vAlign w:val="center"/>
-          </w:tcPr>
-          <w:p>
-            <w:pPr>
-              <w:spacing w:after="50"/>
-            </w:pPr>
-            <w:r>
-              <w:rPr>
-                <w:b/>
-                <w:bCs/>
-                <w:color w:val="12355B"/>
-                <w:sz w:val="24"/>
-                <w:szCs w:val="24"/>
-              </w:rPr>
-              <w:t xml:space="preserve">Inequality</w:t>
-            </w:r>
-            <w:r>
-              <w:rPr>
-                <w:i/>
-                <w:iCs/>
-                <w:color w:val="5F6F80"/>
-                <w:sz w:val="19"/>
-                <w:szCs w:val="19"/>
-              </w:rPr>
-              <w:t xml:space="preserve">   Desigualdad</w:t>
-            </w:r>
-          </w:p>
-          <w:p>
-            <w:pPr>
-              <w:spacing w:after="40"/>
-            </w:pPr>
-            <w:r>
-              <w:rPr>
-                <w:sz w:val="21"/>
-                <w:szCs w:val="21"/>
-              </w:rPr>
-              <w:t xml:space="preserve">A math sentence that compares two sides with &lt;, &gt;, ≤, or ≥.</w:t>
-            </w:r>
-          </w:p>
           <w:p>
             <w:pPr>
               <w:spacing w:after="0"/>
             </w:pPr>
-            <w:r>
-              <w:rPr>
-                <w:b/>
-                <w:bCs/>
-                <w:color w:val="1FA6A2"/>
-                <w:sz w:val="18"/>
-                <w:szCs w:val="18"/>
-              </w:rPr>
-              <w:t xml:space="preserve">Example:  </w:t>
-            </w:r>
             <w:r>
               <w:rPr>
                 <w:i/>
@@ -882,23 +1127,6 @@
           </w:p>
         </w:tc>
       </w:tr>
-    </w:tbl>
-    <w:tbl>
-      <w:tblPr>
-        <w:tblW w:type="pct" w:w="100%"/>
-        <w:tblBorders>
-          <w:top w:val="none" w:color="FFFFFF" w:sz="0"/>
-          <w:left w:val="none" w:color="FFFFFF" w:sz="0"/>
-          <w:bottom w:val="single" w:color="C7D2DD" w:sz="4"/>
-          <w:right w:val="none" w:color="FFFFFF" w:sz="0"/>
-          <w:insideH w:val="none" w:color="FFFFFF" w:sz="0"/>
-          <w:insideV w:val="none" w:color="FFFFFF" w:sz="0"/>
-        </w:tblBorders>
-      </w:tblPr>
-      <w:tblGrid>
-        <w:gridCol w:w="1800"/>
-        <w:gridCol w:w="7560"/>
-      </w:tblGrid>
       <w:tr>
         <w:trPr>
           <w:cantSplit/>
@@ -907,22 +1135,126 @@
           <w:tcPr>
             <w:tcW w:type="dxa" w:w="1800"/>
             <w:tcMar>
-              <w:top w:type="dxa" w:w="100"/>
-              <w:left w:type="dxa" w:w="40"/>
-              <w:bottom w:type="dxa" w:w="100"/>
-              <w:right w:type="dxa" w:w="120"/>
+              <w:top w:type="dxa" w:w="80"/>
+              <w:left w:type="dxa" w:w="100"/>
+              <w:bottom w:type="dxa" w:w="80"/>
+              <w:right w:type="dxa" w:w="100"/>
             </w:tcMar>
-            <w:vAlign w:val="center"/>
+            <w:vAlign w:val="top"/>
           </w:tcPr>
           <w:p>
             <w:pPr>
+              <w:spacing w:after="30"/>
+            </w:pPr>
+            <w:r>
+              <w:rPr>
+                <w:b/>
+                <w:bCs/>
+                <w:color w:val="12355B"/>
+                <w:sz w:val="21"/>
+                <w:szCs w:val="21"/>
+              </w:rPr>
+              <w:t xml:space="preserve">Reasonableness</w:t>
+            </w:r>
+          </w:p>
+          <w:p>
+            <w:pPr>
               <w:spacing w:after="0"/>
+            </w:pPr>
+            <w:r>
+              <w:rPr>
+                <w:i/>
+                <w:iCs/>
+                <w:color w:val="5F6F80"/>
+                <w:sz w:val="18"/>
+                <w:szCs w:val="18"/>
+              </w:rPr>
+              <w:t xml:space="preserve">Razonabilidad</w:t>
+            </w:r>
+          </w:p>
+        </w:tc>
+        <w:tc>
+          <w:tcPr>
+            <w:tcW w:type="dxa" w:w="3160"/>
+            <w:tcMar>
+              <w:top w:type="dxa" w:w="80"/>
+              <w:left w:type="dxa" w:w="100"/>
+              <w:bottom w:type="dxa" w:w="80"/>
+              <w:right w:type="dxa" w:w="100"/>
+            </w:tcMar>
+            <w:vAlign w:val="top"/>
+          </w:tcPr>
+          <w:p>
+            <w:pPr>
+              <w:spacing w:after="0"/>
+            </w:pPr>
+            <w:r>
+              <w:rPr>
+                <w:sz w:val="20"/>
+                <w:szCs w:val="20"/>
+              </w:rPr>
+              <w:t xml:space="preserve">Checking if your answer makes sense.</w:t>
+            </w:r>
+          </w:p>
+        </w:tc>
+        <w:tc>
+          <w:tcPr>
+            <w:tcW w:type="dxa" w:w="2200"/>
+            <w:tcMar>
+              <w:top w:type="dxa" w:w="80"/>
+              <w:left w:type="dxa" w:w="100"/>
+              <w:bottom w:type="dxa" w:w="80"/>
+              <w:right w:type="dxa" w:w="100"/>
+            </w:tcMar>
+            <w:vAlign w:val="top"/>
+          </w:tcPr>
+          <w:p>
+            <w:pPr>
+              <w:spacing w:after="40"/>
+            </w:pPr>
+            <w:r>
+              <w:rPr>
+                <w:i/>
+                <w:iCs/>
+                <w:color w:val="5F6F80"/>
+                <w:sz w:val="19"/>
+                <w:szCs w:val="19"/>
+              </w:rPr>
+              <w:t xml:space="preserve">Not Reasonableness: write a counter-example that breaks the definition.</w:t>
+            </w:r>
+          </w:p>
+          <w:p>
+            <w:pPr>
+              <w:pBdr>
+                <w:bottom w:val="single" w:color="AFBECC" w:sz="6"/>
+              </w:pBdr>
+              <w:spacing w:after="30" w:before="150"/>
+            </w:pPr>
+            <w:r>
+              <w:t xml:space="preserve"/>
+            </w:r>
+          </w:p>
+        </w:tc>
+        <w:tc>
+          <w:tcPr>
+            <w:tcW w:type="dxa" w:w="2200"/>
+            <w:tcMar>
+              <w:top w:type="dxa" w:w="80"/>
+              <w:left w:type="dxa" w:w="100"/>
+              <w:bottom w:type="dxa" w:w="80"/>
+              <w:right w:type="dxa" w:w="100"/>
+            </w:tcMar>
+            <w:vAlign w:val="top"/>
+          </w:tcPr>
+          <w:p>
+            <w:pPr>
+              <w:spacing w:after="40"/>
               <w:jc w:val="center"/>
             </w:pPr>
             <w:r>
               <w:drawing>
                 <wp:inline distT="0" distB="0" distL="0" distR="0">
-                  <wp:extent cx="1047750" cy="790575"/>
+                  <wp:extent cx="876300" cy="657225"/>
                   <wp:effectExtent t="0" r="0" b="0" l="0"/>
                   <wp:docPr id="1" name="" descr="" title=""/>
                   <wp:cNvGraphicFramePr>
@@ -947,7 +1279,7 @@
                         <pic:spPr bwMode="auto">
                           <a:xfrm>
                             <a:off x="0" y="0"/>
-                            <a:ext cx="1047750" cy="790575"/>
+                            <a:ext cx="876300" cy="657225"/>
                           </a:xfrm>
                           <a:prstGeom prst="rect">
                             <a:avLst/>
@@ -960,69 +1292,10 @@
               </w:drawing>
             </w:r>
           </w:p>
-        </w:tc>
-        <w:tc>
-          <w:tcPr>
-            <w:tcW w:type="dxa" w:w="7560"/>
-            <w:tcMar>
-              <w:top w:type="dxa" w:w="100"/>
-              <w:left w:type="dxa" w:w="40"/>
-              <w:bottom w:type="dxa" w:w="100"/>
-              <w:right w:type="dxa" w:w="40"/>
-            </w:tcMar>
-            <w:vAlign w:val="center"/>
-          </w:tcPr>
-          <w:p>
-            <w:pPr>
-              <w:spacing w:after="50"/>
-            </w:pPr>
-            <w:r>
-              <w:rPr>
-                <w:b/>
-                <w:bCs/>
-                <w:color w:val="12355B"/>
-                <w:sz w:val="24"/>
-                <w:szCs w:val="24"/>
-              </w:rPr>
-              <w:t xml:space="preserve">Reasonableness</w:t>
-            </w:r>
-            <w:r>
-              <w:rPr>
-                <w:i/>
-                <w:iCs/>
-                <w:color w:val="5F6F80"/>
-                <w:sz w:val="19"/>
-                <w:szCs w:val="19"/>
-              </w:rPr>
-              <w:t xml:space="preserve">   Razonabilidad</w:t>
-            </w:r>
-          </w:p>
-          <w:p>
-            <w:pPr>
-              <w:spacing w:after="40"/>
-            </w:pPr>
-            <w:r>
-              <w:rPr>
-                <w:sz w:val="21"/>
-                <w:szCs w:val="21"/>
-              </w:rPr>
-              <w:t xml:space="preserve">Checking if your answer makes sense.</w:t>
-            </w:r>
-          </w:p>
           <w:p>
             <w:pPr>
               <w:spacing w:after="0"/>
             </w:pPr>
-            <w:r>
-              <w:rPr>
-                <w:b/>
-                <w:bCs/>
-                <w:color w:val="1FA6A2"/>
-                <w:sz w:val="18"/>
-                <w:szCs w:val="18"/>
-              </w:rPr>
-              <w:t xml:space="preserve">Example:  </w:t>
-            </w:r>
             <w:r>
               <w:rPr>
                 <w:i/>
@@ -1036,23 +1309,6 @@
           </w:p>
         </w:tc>
       </w:tr>
-    </w:tbl>
-    <w:tbl>
-      <w:tblPr>
-        <w:tblW w:type="pct" w:w="100%"/>
-        <w:tblBorders>
-          <w:top w:val="none" w:color="FFFFFF" w:sz="0"/>
-          <w:left w:val="none" w:color="FFFFFF" w:sz="0"/>
-          <w:bottom w:val="single" w:color="C7D2DD" w:sz="4"/>
-          <w:right w:val="none" w:color="FFFFFF" w:sz="0"/>
-          <w:insideH w:val="none" w:color="FFFFFF" w:sz="0"/>
-          <w:insideV w:val="none" w:color="FFFFFF" w:sz="0"/>
-        </w:tblBorders>
-      </w:tblPr>
-      <w:tblGrid>
-        <w:gridCol w:w="1800"/>
-        <w:gridCol w:w="7560"/>
-      </w:tblGrid>
       <w:tr>
         <w:trPr>
           <w:cantSplit/>
@@ -1061,22 +1317,126 @@
           <w:tcPr>
             <w:tcW w:type="dxa" w:w="1800"/>
             <w:tcMar>
-              <w:top w:type="dxa" w:w="100"/>
-              <w:left w:type="dxa" w:w="40"/>
-              <w:bottom w:type="dxa" w:w="100"/>
-              <w:right w:type="dxa" w:w="120"/>
+              <w:top w:type="dxa" w:w="80"/>
+              <w:left w:type="dxa" w:w="100"/>
+              <w:bottom w:type="dxa" w:w="80"/>
+              <w:right w:type="dxa" w:w="100"/>
             </w:tcMar>
-            <w:vAlign w:val="center"/>
+            <w:vAlign w:val="top"/>
           </w:tcPr>
           <w:p>
             <w:pPr>
+              <w:spacing w:after="30"/>
+            </w:pPr>
+            <w:r>
+              <w:rPr>
+                <w:b/>
+                <w:bCs/>
+                <w:color w:val="12355B"/>
+                <w:sz w:val="21"/>
+                <w:szCs w:val="21"/>
+              </w:rPr>
+              <w:t xml:space="preserve">Variable</w:t>
+            </w:r>
+          </w:p>
+          <w:p>
+            <w:pPr>
               <w:spacing w:after="0"/>
+            </w:pPr>
+            <w:r>
+              <w:rPr>
+                <w:i/>
+                <w:iCs/>
+                <w:color w:val="5F6F80"/>
+                <w:sz w:val="18"/>
+                <w:szCs w:val="18"/>
+              </w:rPr>
+              <w:t xml:space="preserve">Variable</w:t>
+            </w:r>
+          </w:p>
+        </w:tc>
+        <w:tc>
+          <w:tcPr>
+            <w:tcW w:type="dxa" w:w="3160"/>
+            <w:tcMar>
+              <w:top w:type="dxa" w:w="80"/>
+              <w:left w:type="dxa" w:w="100"/>
+              <w:bottom w:type="dxa" w:w="80"/>
+              <w:right w:type="dxa" w:w="100"/>
+            </w:tcMar>
+            <w:vAlign w:val="top"/>
+          </w:tcPr>
+          <w:p>
+            <w:pPr>
+              <w:spacing w:after="0"/>
+            </w:pPr>
+            <w:r>
+              <w:rPr>
+                <w:sz w:val="20"/>
+                <w:szCs w:val="20"/>
+              </w:rPr>
+              <w:t xml:space="preserve">A letter that stands for a number that is unknown or can change.</w:t>
+            </w:r>
+          </w:p>
+        </w:tc>
+        <w:tc>
+          <w:tcPr>
+            <w:tcW w:type="dxa" w:w="2200"/>
+            <w:tcMar>
+              <w:top w:type="dxa" w:w="80"/>
+              <w:left w:type="dxa" w:w="100"/>
+              <w:bottom w:type="dxa" w:w="80"/>
+              <w:right w:type="dxa" w:w="100"/>
+            </w:tcMar>
+            <w:vAlign w:val="top"/>
+          </w:tcPr>
+          <w:p>
+            <w:pPr>
+              <w:spacing w:after="40"/>
+            </w:pPr>
+            <w:r>
+              <w:rPr>
+                <w:i/>
+                <w:iCs/>
+                <w:color w:val="5F6F80"/>
+                <w:sz w:val="19"/>
+                <w:szCs w:val="19"/>
+              </w:rPr>
+              <w:t xml:space="preserve">Not Variable: write a counter-example that breaks the definition.</w:t>
+            </w:r>
+          </w:p>
+          <w:p>
+            <w:pPr>
+              <w:pBdr>
+                <w:bottom w:val="single" w:color="AFBECC" w:sz="6"/>
+              </w:pBdr>
+              <w:spacing w:after="30" w:before="150"/>
+            </w:pPr>
+            <w:r>
+              <w:t xml:space="preserve"/>
+            </w:r>
+          </w:p>
+        </w:tc>
+        <w:tc>
+          <w:tcPr>
+            <w:tcW w:type="dxa" w:w="2200"/>
+            <w:tcMar>
+              <w:top w:type="dxa" w:w="80"/>
+              <w:left w:type="dxa" w:w="100"/>
+              <w:bottom w:type="dxa" w:w="80"/>
+              <w:right w:type="dxa" w:w="100"/>
+            </w:tcMar>
+            <w:vAlign w:val="top"/>
+          </w:tcPr>
+          <w:p>
+            <w:pPr>
+              <w:spacing w:after="40"/>
               <w:jc w:val="center"/>
             </w:pPr>
             <w:r>
               <w:drawing>
                 <wp:inline distT="0" distB="0" distL="0" distR="0">
-                  <wp:extent cx="1047750" cy="790575"/>
+                  <wp:extent cx="876300" cy="657225"/>
                   <wp:effectExtent t="0" r="0" b="0" l="0"/>
                   <wp:docPr id="1" name="" descr="" title=""/>
                   <wp:cNvGraphicFramePr>
@@ -1101,7 +1461,7 @@
                         <pic:spPr bwMode="auto">
                           <a:xfrm>
                             <a:off x="0" y="0"/>
-                            <a:ext cx="1047750" cy="790575"/>
+                            <a:ext cx="876300" cy="657225"/>
                           </a:xfrm>
                           <a:prstGeom prst="rect">
                             <a:avLst/>
@@ -1114,69 +1474,10 @@
               </w:drawing>
             </w:r>
           </w:p>
-        </w:tc>
-        <w:tc>
-          <w:tcPr>
-            <w:tcW w:type="dxa" w:w="7560"/>
-            <w:tcMar>
-              <w:top w:type="dxa" w:w="100"/>
-              <w:left w:type="dxa" w:w="40"/>
-              <w:bottom w:type="dxa" w:w="100"/>
-              <w:right w:type="dxa" w:w="40"/>
-            </w:tcMar>
-            <w:vAlign w:val="center"/>
-          </w:tcPr>
-          <w:p>
-            <w:pPr>
-              <w:spacing w:after="50"/>
-            </w:pPr>
-            <w:r>
-              <w:rPr>
-                <w:b/>
-                <w:bCs/>
-                <w:color w:val="12355B"/>
-                <w:sz w:val="24"/>
-                <w:szCs w:val="24"/>
-              </w:rPr>
-              <w:t xml:space="preserve">Variable</w:t>
-            </w:r>
-            <w:r>
-              <w:rPr>
-                <w:i/>
-                <w:iCs/>
-                <w:color w:val="5F6F80"/>
-                <w:sz w:val="19"/>
-                <w:szCs w:val="19"/>
-              </w:rPr>
-              <w:t xml:space="preserve">   Variable</w:t>
-            </w:r>
-          </w:p>
-          <w:p>
-            <w:pPr>
-              <w:spacing w:after="40"/>
-            </w:pPr>
-            <w:r>
-              <w:rPr>
-                <w:sz w:val="21"/>
-                <w:szCs w:val="21"/>
-              </w:rPr>
-              <w:t xml:space="preserve">A letter that stands for a number that is unknown or can change.</w:t>
-            </w:r>
-          </w:p>
           <w:p>
             <w:pPr>
               <w:spacing w:after="0"/>
             </w:pPr>
-            <w:r>
-              <w:rPr>
-                <w:b/>
-                <w:bCs/>
-                <w:color w:val="1FA6A2"/>
-                <w:sz w:val="18"/>
-                <w:szCs w:val="18"/>
-              </w:rPr>
-              <w:t xml:space="preserve">Example:  </w:t>
-            </w:r>
             <w:r>
               <w:rPr>
                 <w:i/>
@@ -1190,23 +1491,6 @@
           </w:p>
         </w:tc>
       </w:tr>
-    </w:tbl>
-    <w:tbl>
-      <w:tblPr>
-        <w:tblW w:type="pct" w:w="100%"/>
-        <w:tblBorders>
-          <w:top w:val="none" w:color="FFFFFF" w:sz="0"/>
-          <w:left w:val="none" w:color="FFFFFF" w:sz="0"/>
-          <w:bottom w:val="single" w:color="C7D2DD" w:sz="4"/>
-          <w:right w:val="none" w:color="FFFFFF" w:sz="0"/>
-          <w:insideH w:val="none" w:color="FFFFFF" w:sz="0"/>
-          <w:insideV w:val="none" w:color="FFFFFF" w:sz="0"/>
-        </w:tblBorders>
-      </w:tblPr>
-      <w:tblGrid>
-        <w:gridCol w:w="1800"/>
-        <w:gridCol w:w="7560"/>
-      </w:tblGrid>
       <w:tr>
         <w:trPr>
           <w:cantSplit/>
@@ -1215,22 +1499,126 @@
           <w:tcPr>
             <w:tcW w:type="dxa" w:w="1800"/>
             <w:tcMar>
-              <w:top w:type="dxa" w:w="100"/>
-              <w:left w:type="dxa" w:w="40"/>
-              <w:bottom w:type="dxa" w:w="100"/>
-              <w:right w:type="dxa" w:w="120"/>
+              <w:top w:type="dxa" w:w="80"/>
+              <w:left w:type="dxa" w:w="100"/>
+              <w:bottom w:type="dxa" w:w="80"/>
+              <w:right w:type="dxa" w:w="100"/>
             </w:tcMar>
-            <w:vAlign w:val="center"/>
+            <w:vAlign w:val="top"/>
           </w:tcPr>
           <w:p>
             <w:pPr>
+              <w:spacing w:after="30"/>
+            </w:pPr>
+            <w:r>
+              <w:rPr>
+                <w:b/>
+                <w:bCs/>
+                <w:color w:val="12355B"/>
+                <w:sz w:val="21"/>
+                <w:szCs w:val="21"/>
+              </w:rPr>
+              <w:t xml:space="preserve">Constraint</w:t>
+            </w:r>
+          </w:p>
+          <w:p>
+            <w:pPr>
               <w:spacing w:after="0"/>
+            </w:pPr>
+            <w:r>
+              <w:rPr>
+                <w:i/>
+                <w:iCs/>
+                <w:color w:val="5F6F80"/>
+                <w:sz w:val="18"/>
+                <w:szCs w:val="18"/>
+              </w:rPr>
+              <w:t xml:space="preserve">Restricción</w:t>
+            </w:r>
+          </w:p>
+        </w:tc>
+        <w:tc>
+          <w:tcPr>
+            <w:tcW w:type="dxa" w:w="3160"/>
+            <w:tcMar>
+              <w:top w:type="dxa" w:w="80"/>
+              <w:left w:type="dxa" w:w="100"/>
+              <w:bottom w:type="dxa" w:w="80"/>
+              <w:right w:type="dxa" w:w="100"/>
+            </w:tcMar>
+            <w:vAlign w:val="top"/>
+          </w:tcPr>
+          <w:p>
+            <w:pPr>
+              <w:spacing w:after="0"/>
+            </w:pPr>
+            <w:r>
+              <w:rPr>
+                <w:sz w:val="20"/>
+                <w:szCs w:val="20"/>
+              </w:rPr>
+              <w:t xml:space="preserve">A limit in a problem that tells what values are allowed.</w:t>
+            </w:r>
+          </w:p>
+        </w:tc>
+        <w:tc>
+          <w:tcPr>
+            <w:tcW w:type="dxa" w:w="2200"/>
+            <w:tcMar>
+              <w:top w:type="dxa" w:w="80"/>
+              <w:left w:type="dxa" w:w="100"/>
+              <w:bottom w:type="dxa" w:w="80"/>
+              <w:right w:type="dxa" w:w="100"/>
+            </w:tcMar>
+            <w:vAlign w:val="top"/>
+          </w:tcPr>
+          <w:p>
+            <w:pPr>
+              <w:spacing w:after="40"/>
+            </w:pPr>
+            <w:r>
+              <w:rPr>
+                <w:i/>
+                <w:iCs/>
+                <w:color w:val="5F6F80"/>
+                <w:sz w:val="19"/>
+                <w:szCs w:val="19"/>
+              </w:rPr>
+              <w:t xml:space="preserve">Not Constraint: write a counter-example that breaks the definition.</w:t>
+            </w:r>
+          </w:p>
+          <w:p>
+            <w:pPr>
+              <w:pBdr>
+                <w:bottom w:val="single" w:color="AFBECC" w:sz="6"/>
+              </w:pBdr>
+              <w:spacing w:after="30" w:before="150"/>
+            </w:pPr>
+            <w:r>
+              <w:t xml:space="preserve"/>
+            </w:r>
+          </w:p>
+        </w:tc>
+        <w:tc>
+          <w:tcPr>
+            <w:tcW w:type="dxa" w:w="2200"/>
+            <w:tcMar>
+              <w:top w:type="dxa" w:w="80"/>
+              <w:left w:type="dxa" w:w="100"/>
+              <w:bottom w:type="dxa" w:w="80"/>
+              <w:right w:type="dxa" w:w="100"/>
+            </w:tcMar>
+            <w:vAlign w:val="top"/>
+          </w:tcPr>
+          <w:p>
+            <w:pPr>
+              <w:spacing w:after="40"/>
               <w:jc w:val="center"/>
             </w:pPr>
             <w:r>
               <w:drawing>
                 <wp:inline distT="0" distB="0" distL="0" distR="0">
-                  <wp:extent cx="1047750" cy="790575"/>
+                  <wp:extent cx="876300" cy="657225"/>
                   <wp:effectExtent t="0" r="0" b="0" l="0"/>
                   <wp:docPr id="1" name="" descr="" title=""/>
                   <wp:cNvGraphicFramePr>
@@ -1255,7 +1643,7 @@
                         <pic:spPr bwMode="auto">
                           <a:xfrm>
                             <a:off x="0" y="0"/>
-                            <a:ext cx="1047750" cy="790575"/>
+                            <a:ext cx="876300" cy="657225"/>
                           </a:xfrm>
                           <a:prstGeom prst="rect">
                             <a:avLst/>
@@ -1268,69 +1656,10 @@
               </w:drawing>
             </w:r>
           </w:p>
-        </w:tc>
-        <w:tc>
-          <w:tcPr>
-            <w:tcW w:type="dxa" w:w="7560"/>
-            <w:tcMar>
-              <w:top w:type="dxa" w:w="100"/>
-              <w:left w:type="dxa" w:w="40"/>
-              <w:bottom w:type="dxa" w:w="100"/>
-              <w:right w:type="dxa" w:w="40"/>
-            </w:tcMar>
-            <w:vAlign w:val="center"/>
-          </w:tcPr>
-          <w:p>
-            <w:pPr>
-              <w:spacing w:after="50"/>
-            </w:pPr>
-            <w:r>
-              <w:rPr>
-                <w:b/>
-                <w:bCs/>
-                <w:color w:val="12355B"/>
-                <w:sz w:val="24"/>
-                <w:szCs w:val="24"/>
-              </w:rPr>
-              <w:t xml:space="preserve">Constraint</w:t>
-            </w:r>
-            <w:r>
-              <w:rPr>
-                <w:i/>
-                <w:iCs/>
-                <w:color w:val="5F6F80"/>
-                <w:sz w:val="19"/>
-                <w:szCs w:val="19"/>
-              </w:rPr>
-              <w:t xml:space="preserve">   Restricción</w:t>
-            </w:r>
-          </w:p>
-          <w:p>
-            <w:pPr>
-              <w:spacing w:after="40"/>
-            </w:pPr>
-            <w:r>
-              <w:rPr>
-                <w:sz w:val="21"/>
-                <w:szCs w:val="21"/>
-              </w:rPr>
-              <w:t xml:space="preserve">A limit in a problem that tells what values are allowed.</w:t>
-            </w:r>
-          </w:p>
           <w:p>
             <w:pPr>
               <w:spacing w:after="0"/>
             </w:pPr>
-            <w:r>
-              <w:rPr>
-                <w:b/>
-                <w:bCs/>
-                <w:color w:val="1FA6A2"/>
-                <w:sz w:val="18"/>
-                <w:szCs w:val="18"/>
-              </w:rPr>
-              <w:t xml:space="preserve">Example:  </w:t>
-            </w:r>
             <w:r>
               <w:rPr>
                 <w:i/>
@@ -3653,7 +3982,7 @@
           <w:sz w:val="19"/>
           <w:szCs w:val="19"/>
         </w:rPr>
-        <w:t xml:space="preserve">   You Do — show your work</w:t>
+        <w:t xml:space="preserve">   You Do — show your work and reasoning</w:t>
       </w:r>
     </w:p>
     <w:p>
@@ -3668,7 +3997,7 @@
           <w:sz w:val="19"/>
           <w:szCs w:val="19"/>
         </w:rPr>
-        <w:t xml:space="preserve">Solve each problem. Show your thinking in the work box.</w:t>
+        <w:t xml:space="preserve">Solve each problem in the middle column and explain your reasoning using the sentence starters on the right.</w:t>
       </w:r>
     </w:p>
     <w:p>
@@ -3697,120 +4026,258 @@
         <w:t xml:space="preserve">   grade-level practice</w:t>
       </w:r>
     </w:p>
-    <w:p>
-      <w:pPr>
-        <w:keepNext/>
-        <w:spacing w:after="60" w:before="160"/>
-      </w:pPr>
-      <w:r>
-        <w:rPr>
-          <w:b/>
-          <w:bCs/>
-          <w:color w:val="12355B"/>
-          <w:sz w:val="22"/>
-          <w:szCs w:val="22"/>
-        </w:rPr>
-        <w:t xml:space="preserve">1.  </w:t>
-      </w:r>
-      <w:r>
-        <w:rPr>
-          <w:b/>
-          <w:bCs/>
-          <w:sz w:val="21"/>
-          <w:szCs w:val="21"/>
-        </w:rPr>
-        <w:t xml:space="preserve">A student solved 4n = 52 and got n = 13. Is the answer reasonable if n represents the number of notebooks in a box?</w:t>
-      </w:r>
-    </w:p>
-    <w:p>
-      <w:pPr>
-        <w:spacing w:after="40"/>
-        <w:ind w:left="420"/>
-      </w:pPr>
-      <w:r>
-        <w:rPr>
-          <w:sz w:val="20"/>
-          <w:szCs w:val="20"/>
-        </w:rPr>
-        <w:t xml:space="preserve">A)  No — 13 is too many notebooks</w:t>
-      </w:r>
-    </w:p>
-    <w:p>
-      <w:pPr>
-        <w:spacing w:after="40"/>
-        <w:ind w:left="420"/>
-      </w:pPr>
-      <w:r>
-        <w:rPr>
-          <w:sz w:val="20"/>
-          <w:szCs w:val="20"/>
-        </w:rPr>
-        <w:t xml:space="preserve">B)  No — the answer should be 48</w:t>
-      </w:r>
-    </w:p>
-    <w:p>
-      <w:pPr>
-        <w:spacing w:after="40"/>
-        <w:ind w:left="420"/>
-      </w:pPr>
-      <w:r>
-        <w:rPr>
-          <w:sz w:val="20"/>
-          <w:szCs w:val="20"/>
-        </w:rPr>
-        <w:t xml:space="preserve">C)  Yes — 13 notebooks per box is reasonable</w:t>
-      </w:r>
-    </w:p>
-    <w:p>
-      <w:pPr>
-        <w:spacing w:after="40"/>
-        <w:ind w:left="420"/>
-      </w:pPr>
-      <w:r>
-        <w:rPr>
-          <w:sz w:val="20"/>
-          <w:szCs w:val="20"/>
-        </w:rPr>
-        <w:t xml:space="preserve">D)  Yes — but only if n is a fraction</w:t>
-      </w:r>
-    </w:p>
-    <w:p>
-      <w:pPr>
-        <w:spacing w:after="20"/>
-      </w:pPr>
-      <w:r>
-        <w:t xml:space="preserve"/>
-      </w:r>
-    </w:p>
     <w:tbl>
       <w:tblPr>
-        <w:tblW w:type="pct" w:w="100%"/>
+        <w:tblW w:type="dxa" w:w="9360"/>
         <w:tblBorders>
           <w:top w:val="single" w:color="C7D2DD" w:sz="6"/>
           <w:left w:val="single" w:color="C7D2DD" w:sz="6"/>
           <w:bottom w:val="single" w:color="C7D2DD" w:sz="6"/>
           <w:right w:val="single" w:color="C7D2DD" w:sz="6"/>
-          <w:insideH w:val="single" w:color="auto" w:sz="4"/>
-          <w:insideV w:val="single" w:color="auto" w:sz="4"/>
+          <w:insideH w:val="single" w:color="C7D2DD" w:sz="6"/>
+          <w:insideV w:val="single" w:color="C7D2DD" w:sz="6"/>
         </w:tblBorders>
       </w:tblPr>
       <w:tblGrid>
-        <w:gridCol w:w="100"/>
+        <w:gridCol w:w="2800"/>
+        <w:gridCol w:w="3560"/>
+        <w:gridCol w:w="3000"/>
       </w:tblGrid>
       <w:tr>
+        <w:trPr>
+          <w:cantSplit/>
+          <w:tblHeader/>
+        </w:trPr>
         <w:tc>
           <w:tcPr>
+            <w:tcW w:type="dxa" w:w="2800"/>
+            <w:shd w:fill="EEF4F8" w:color="auto" w:val="clear"/>
+            <w:tcMar>
+              <w:top w:type="dxa" w:w="60"/>
+              <w:left w:type="dxa" w:w="100"/>
+              <w:bottom w:type="dxa" w:w="60"/>
+              <w:right w:type="dxa" w:w="100"/>
+            </w:tcMar>
+          </w:tcPr>
+          <w:p>
+            <w:pPr>
+              <w:spacing w:after="0"/>
+            </w:pPr>
+            <w:r>
+              <w:rPr>
+                <w:b/>
+                <w:bCs/>
+                <w:color w:val="12355B"/>
+                <w:sz w:val="16"/>
+                <w:szCs w:val="16"/>
+              </w:rPr>
+              <w:t xml:space="preserve">CORE PROBLEM / GIVEN REPRESENTATION</w:t>
+            </w:r>
+          </w:p>
+        </w:tc>
+        <w:tc>
+          <w:tcPr>
+            <w:tcW w:type="dxa" w:w="3560"/>
+            <w:shd w:fill="EEF4F8" w:color="auto" w:val="clear"/>
+            <w:tcMar>
+              <w:top w:type="dxa" w:w="60"/>
+              <w:left w:type="dxa" w:w="100"/>
+              <w:bottom w:type="dxa" w:w="60"/>
+              <w:right w:type="dxa" w:w="100"/>
+            </w:tcMar>
+          </w:tcPr>
+          <w:p>
+            <w:pPr>
+              <w:spacing w:after="0"/>
+            </w:pPr>
+            <w:r>
+              <w:rPr>
+                <w:b/>
+                <w:bCs/>
+                <w:color w:val="12355B"/>
+                <w:sz w:val="16"/>
+                <w:szCs w:val="16"/>
+              </w:rPr>
+              <w:t xml:space="preserve">WORKING SPACE / CALCULATION STEPS</w:t>
+            </w:r>
+          </w:p>
+        </w:tc>
+        <w:tc>
+          <w:tcPr>
+            <w:tcW w:type="dxa" w:w="3000"/>
             <w:shd w:fill="FBF3E2" w:color="auto" w:val="clear"/>
             <w:tcMar>
               <w:top w:type="dxa" w:w="60"/>
-              <w:left w:type="dxa" w:w="120"/>
+              <w:left w:type="dxa" w:w="100"/>
               <w:bottom w:type="dxa" w:w="60"/>
-              <w:right w:type="dxa" w:w="120"/>
+              <w:right w:type="dxa" w:w="100"/>
             </w:tcMar>
           </w:tcPr>
           <w:p>
             <w:pPr>
-              <w:spacing w:after="0" w:line="320"/>
+              <w:spacing w:after="0"/>
+            </w:pPr>
+            <w:r>
+              <w:rPr>
+                <w:b/>
+                <w:bCs/>
+                <w:color w:val="B97A12"/>
+                <w:sz w:val="16"/>
+                <w:szCs w:val="16"/>
+              </w:rPr>
+              <w:t xml:space="preserve">EXPLAIN YOUR REASONING</w:t>
+            </w:r>
+          </w:p>
+        </w:tc>
+      </w:tr>
+      <w:tr>
+        <w:trPr>
+          <w:cantSplit/>
+        </w:trPr>
+        <w:tc>
+          <w:tcPr>
+            <w:tcW w:type="dxa" w:w="2800"/>
+            <w:tcMar>
+              <w:top w:type="dxa" w:w="80"/>
+              <w:left w:type="dxa" w:w="100"/>
+              <w:bottom w:type="dxa" w:w="80"/>
+              <w:right w:type="dxa" w:w="100"/>
+            </w:tcMar>
+            <w:vAlign w:val="top"/>
+          </w:tcPr>
+          <w:p>
+            <w:pPr>
+              <w:spacing w:after="60"/>
+            </w:pPr>
+            <w:r>
+              <w:rPr>
+                <w:b/>
+                <w:bCs/>
+                <w:color w:val="12355B"/>
+                <w:sz w:val="21"/>
+                <w:szCs w:val="21"/>
+              </w:rPr>
+              <w:t xml:space="preserve">1.  </w:t>
+            </w:r>
+            <w:r>
+              <w:rPr>
+                <w:b/>
+                <w:bCs/>
+                <w:sz w:val="20"/>
+                <w:szCs w:val="20"/>
+              </w:rPr>
+              <w:t xml:space="preserve">A student solved 4n = 52 and got n = 13. Is the answer reasonable if n represents the number of notebooks in a box?</w:t>
+            </w:r>
+          </w:p>
+          <w:p>
+            <w:pPr>
+              <w:spacing w:after="30"/>
+              <w:ind w:left="180"/>
+            </w:pPr>
+            <w:r>
+              <w:rPr>
+                <w:sz w:val="19"/>
+                <w:szCs w:val="19"/>
+              </w:rPr>
+              <w:t xml:space="preserve">A)  No — 13 is too many notebooks</w:t>
+            </w:r>
+          </w:p>
+          <w:p>
+            <w:pPr>
+              <w:spacing w:after="30"/>
+              <w:ind w:left="180"/>
+            </w:pPr>
+            <w:r>
+              <w:rPr>
+                <w:sz w:val="19"/>
+                <w:szCs w:val="19"/>
+              </w:rPr>
+              <w:t xml:space="preserve">B)  No — the answer should be 48</w:t>
+            </w:r>
+          </w:p>
+          <w:p>
+            <w:pPr>
+              <w:spacing w:after="30"/>
+              <w:ind w:left="180"/>
+            </w:pPr>
+            <w:r>
+              <w:rPr>
+                <w:sz w:val="19"/>
+                <w:szCs w:val="19"/>
+              </w:rPr>
+              <w:t xml:space="preserve">C)  Yes — 13 notebooks per box is reasonable</w:t>
+            </w:r>
+          </w:p>
+          <w:p>
+            <w:pPr>
+              <w:spacing w:after="30"/>
+              <w:ind w:left="180"/>
+            </w:pPr>
+            <w:r>
+              <w:rPr>
+                <w:sz w:val="19"/>
+                <w:szCs w:val="19"/>
+              </w:rPr>
+              <w:t xml:space="preserve">D)  Yes — but only if n is a fraction</w:t>
+            </w:r>
+          </w:p>
+        </w:tc>
+        <w:tc>
+          <w:tcPr>
+            <w:tcW w:type="dxa" w:w="3560"/>
+            <w:tcMar>
+              <w:top w:type="dxa" w:w="80"/>
+              <w:left w:type="dxa" w:w="100"/>
+              <w:bottom w:type="dxa" w:w="80"/>
+              <w:right w:type="dxa" w:w="100"/>
+            </w:tcMar>
+            <w:vAlign w:val="top"/>
+          </w:tcPr>
+          <w:p>
+            <w:pPr>
+              <w:spacing w:after="40"/>
+            </w:pPr>
+            <w:r>
+              <w:rPr>
+                <w:b/>
+                <w:bCs/>
+                <w:color w:val="1FA6A2"/>
+                <w:sz w:val="19"/>
+                <w:szCs w:val="19"/>
+              </w:rPr>
+              <w:t xml:space="preserve">Solution:  </w:t>
+            </w:r>
+            <w:r>
+              <w:rPr>
+                <w:b/>
+                <w:bCs/>
+                <w:sz w:val="19"/>
+                <w:szCs w:val="19"/>
+              </w:rPr>
+              <w:t xml:space="preserve">C)  Yes — 13 notebooks per box is reasonable</w:t>
+            </w:r>
+          </w:p>
+          <w:p>
+            <w:pPr>
+              <w:spacing w:after="40"/>
+            </w:pPr>
+            <w:r>
+              <w:rPr>
+                <w:i/>
+                <w:iCs/>
+                <w:color w:val="5F6F80"/>
+                <w:sz w:val="18"/>
+                <w:szCs w:val="18"/>
+              </w:rPr>
+              <w:t xml:space="preserve">4 × 13 = 52 ✓. 13 notebooks per box is a reasonable whole number answer.</w:t>
+            </w:r>
+          </w:p>
+          <w:p>
+            <w:pPr>
+              <w:pBdr>
+                <w:bottom w:val="single" w:color="AFBECC" w:sz="6"/>
+              </w:pBdr>
+              <w:spacing w:after="30" w:before="150"/>
             </w:pPr>
             <w:r>
               <w:t xml:space="preserve"/>
@@ -3818,7 +4285,125 @@
           </w:p>
           <w:p>
             <w:pPr>
-              <w:spacing w:after="0" w:line="320"/>
+              <w:pBdr>
+                <w:bottom w:val="single" w:color="AFBECC" w:sz="6"/>
+              </w:pBdr>
+              <w:spacing w:after="30" w:before="150"/>
+            </w:pPr>
+            <w:r>
+              <w:t xml:space="preserve"/>
+            </w:r>
+          </w:p>
+        </w:tc>
+        <w:tc>
+          <w:tcPr>
+            <w:tcW w:type="dxa" w:w="3000"/>
+            <w:shd w:fill="FBF3E2" w:color="auto" w:val="clear"/>
+            <w:tcMar>
+              <w:top w:type="dxa" w:w="80"/>
+              <w:left w:type="dxa" w:w="100"/>
+              <w:bottom w:type="dxa" w:w="80"/>
+              <w:right w:type="dxa" w:w="100"/>
+            </w:tcMar>
+            <w:vAlign w:val="top"/>
+          </w:tcPr>
+          <w:p>
+            <w:pPr>
+              <w:spacing w:after="40"/>
+            </w:pPr>
+            <w:r>
+              <w:rPr>
+                <w:b/>
+                <w:bCs/>
+                <w:color w:val="12355B"/>
+                <w:sz w:val="19"/>
+                <w:szCs w:val="19"/>
+              </w:rPr>
+              <w:t xml:space="preserve">Because... </w:t>
+            </w:r>
+            <w:r>
+              <w:rPr>
+                <w:color w:val="AFBECC"/>
+                <w:sz w:val="19"/>
+                <w:szCs w:val="19"/>
+              </w:rPr>
+              <w:t xml:space="preserve">________________</w:t>
+            </w:r>
+          </w:p>
+          <w:p>
+            <w:pPr>
+              <w:pBdr>
+                <w:bottom w:val="single" w:color="AFBECC" w:sz="6"/>
+              </w:pBdr>
+              <w:spacing w:after="30" w:before="150"/>
+            </w:pPr>
+            <w:r>
+              <w:t xml:space="preserve"/>
+            </w:r>
+          </w:p>
+          <w:p>
+            <w:pPr>
+              <w:spacing w:after="40" w:before="80"/>
+            </w:pPr>
+            <w:r>
+              <w:rPr>
+                <w:b/>
+                <w:bCs/>
+                <w:color w:val="6B4FA0"/>
+                <w:sz w:val="19"/>
+                <w:szCs w:val="19"/>
+              </w:rPr>
+              <w:t xml:space="preserve">Although... </w:t>
+            </w:r>
+            <w:r>
+              <w:rPr>
+                <w:color w:val="AFBECC"/>
+                <w:sz w:val="19"/>
+                <w:szCs w:val="19"/>
+              </w:rPr>
+              <w:t xml:space="preserve">_______________</w:t>
+            </w:r>
+          </w:p>
+          <w:p>
+            <w:pPr>
+              <w:pBdr>
+                <w:bottom w:val="single" w:color="AFBECC" w:sz="6"/>
+              </w:pBdr>
+              <w:spacing w:after="30" w:before="150"/>
+            </w:pPr>
+            <w:r>
+              <w:t xml:space="preserve"/>
+            </w:r>
+          </w:p>
+          <w:p>
+            <w:pPr>
+              <w:spacing w:after="40" w:before="80"/>
+            </w:pPr>
+            <w:r>
+              <w:rPr>
+                <w:b/>
+                <w:bCs/>
+                <w:color w:val="1FA6A2"/>
+                <w:sz w:val="19"/>
+                <w:szCs w:val="19"/>
+              </w:rPr>
+              <w:t xml:space="preserve">Therefore... </w:t>
+            </w:r>
+            <w:r>
+              <w:rPr>
+                <w:color w:val="AFBECC"/>
+                <w:sz w:val="19"/>
+                <w:szCs w:val="19"/>
+              </w:rPr>
+              <w:t xml:space="preserve">______________</w:t>
+            </w:r>
+          </w:p>
+          <w:p>
+            <w:pPr>
+              <w:pBdr>
+                <w:bottom w:val="single" w:color="AFBECC" w:sz="6"/>
+              </w:pBdr>
+              <w:spacing w:after="30" w:before="150"/>
             </w:pPr>
             <w:r>
               <w:t xml:space="preserve"/>
@@ -3827,6 +4412,14 @@
         </w:tc>
       </w:tr>
     </w:tbl>
+    <w:p>
+      <w:pPr>
+        <w:spacing w:after="80"/>
+      </w:pPr>
+      <w:r>
+        <w:t xml:space="preserve"/>
+      </w:r>
+    </w:p>
     <w:p>
       <w:pPr>
         <w:pStyle w:val="Heading1"/>
@@ -3945,6 +4538,149 @@
         <w:t xml:space="preserve"/>
       </w:r>
     </w:p>
+    <w:p>
+      <w:pPr>
+        <w:spacing w:after="60"/>
+      </w:pPr>
+      <w:r>
+        <w:t xml:space="preserve"/>
+      </w:r>
+    </w:p>
+    <w:tbl>
+      <w:tblPr>
+        <w:tblW w:type="dxa" w:w="9360"/>
+        <w:tblBorders>
+          <w:top w:val="single" w:color="C7D2DD" w:sz="6"/>
+          <w:left w:val="single" w:color="C7D2DD" w:sz="6"/>
+          <w:bottom w:val="single" w:color="C7D2DD" w:sz="6"/>
+          <w:right w:val="single" w:color="C7D2DD" w:sz="6"/>
+          <w:insideH w:val="single" w:color="C7D2DD" w:sz="6"/>
+          <w:insideV w:val="single" w:color="C7D2DD" w:sz="6"/>
+        </w:tblBorders>
+      </w:tblPr>
+      <w:tblGrid>
+        <w:gridCol w:w="3120"/>
+        <w:gridCol w:w="3120"/>
+        <w:gridCol w:w="3120"/>
+      </w:tblGrid>
+      <w:tr>
+        <w:trPr>
+          <w:cantSplit/>
+          <w:tblHeader/>
+        </w:trPr>
+        <w:tc>
+          <w:tcPr>
+            <w:tcW w:type="dxa" w:w="9360"/>
+            <w:gridSpan w:val="3"/>
+            <w:shd w:fill="EEF4F8" w:color="auto" w:val="clear"/>
+            <w:tcMar>
+              <w:top w:type="dxa" w:w="60"/>
+              <w:left w:type="dxa" w:w="100"/>
+              <w:bottom w:type="dxa" w:w="60"/>
+              <w:right w:type="dxa" w:w="100"/>
+            </w:tcMar>
+          </w:tcPr>
+          <w:p>
+            <w:pPr>
+              <w:spacing w:after="0"/>
+            </w:pPr>
+            <w:r>
+              <w:rPr>
+                <w:b/>
+                <w:bCs/>
+                <w:color w:val="12355B"/>
+                <w:sz w:val="18"/>
+                <w:szCs w:val="18"/>
+              </w:rPr>
+              <w:t xml:space="preserve">EXIT CHECK · 3-POINT SELF-ASSESSMENT CHECKLIST</w:t>
+            </w:r>
+          </w:p>
+        </w:tc>
+      </w:tr>
+      <w:tr>
+        <w:trPr>
+          <w:cantSplit/>
+        </w:trPr>
+        <w:tc>
+          <w:tcPr>
+            <w:tcW w:type="dxa" w:w="3120"/>
+            <w:tcMar>
+              <w:top w:type="dxa" w:w="80"/>
+              <w:left w:type="dxa" w:w="100"/>
+              <w:bottom w:type="dxa" w:w="80"/>
+              <w:right w:type="dxa" w:w="100"/>
+            </w:tcMar>
+          </w:tcPr>
+          <w:p>
+            <w:pPr>
+              <w:spacing w:after="0"/>
+            </w:pPr>
+            <w:r>
+              <w:rPr>
+                <w:b/>
+                <w:bCs/>
+                <w:color w:val="1A2733"/>
+                <w:sz w:val="18"/>
+                <w:szCs w:val="18"/>
+              </w:rPr>
+              <w:t xml:space="preserve">☐ 1. Units &amp; Labels Verified</w:t>
+            </w:r>
+          </w:p>
+        </w:tc>
+        <w:tc>
+          <w:tcPr>
+            <w:tcW w:type="dxa" w:w="3120"/>
+            <w:tcMar>
+              <w:top w:type="dxa" w:w="80"/>
+              <w:left w:type="dxa" w:w="100"/>
+              <w:bottom w:type="dxa" w:w="80"/>
+              <w:right w:type="dxa" w:w="100"/>
+            </w:tcMar>
+          </w:tcPr>
+          <w:p>
+            <w:pPr>
+              <w:spacing w:after="0"/>
+            </w:pPr>
+            <w:r>
+              <w:rPr>
+                <w:b/>
+                <w:bCs/>
+                <w:color w:val="1A2733"/>
+                <w:sz w:val="18"/>
+                <w:szCs w:val="18"/>
+              </w:rPr>
+              <w:t xml:space="preserve">☐ 2. Reasoning Stated (Because / Although / Therefore)</w:t>
+            </w:r>
+          </w:p>
+        </w:tc>
+        <w:tc>
+          <w:tcPr>
+            <w:tcW w:type="dxa" w:w="3120"/>
+            <w:tcMar>
+              <w:top w:type="dxa" w:w="80"/>
+              <w:left w:type="dxa" w:w="100"/>
+              <w:bottom w:type="dxa" w:w="80"/>
+              <w:right w:type="dxa" w:w="100"/>
+            </w:tcMar>
+          </w:tcPr>
+          <w:p>
+            <w:pPr>
+              <w:spacing w:after="0"/>
+            </w:pPr>
+            <w:r>
+              <w:rPr>
+                <w:b/>
+                <w:bCs/>
+                <w:color w:val="1A2733"/>
+                <w:sz w:val="18"/>
+                <w:szCs w:val="18"/>
+              </w:rPr>
+              <w:t xml:space="preserve">☐ 3. Calculations Double-Checked</w:t>
+            </w:r>
+          </w:p>
+        </w:tc>
+      </w:tr>
+    </w:tbl>
     <w:p>
       <w:pPr>
         <w:pStyle w:val="Heading1"/>
